--- a/Invitasjon/Personvernerklæring-deltaker.docx
+++ b/Invitasjon/Personvernerklæring-deltaker.docx
@@ -141,7 +141,7 @@
         <w:t xml:space="preserve"> </w:t>
       </w:r>
       <w:r>
-        <w:t xml:space="preserve">Når vi trakk utvalget innhentet vi informasjon om hvilken ditt navn, adresse, telefonnummer, kjønn, alder og utdanning.</w:t>
+        <w:t xml:space="preserve">Når vi trakk utvalget innhentet vi informasjon om ditt navn, adresse, telefonnummer, kjønn, alder og utdanning.</w:t>
       </w:r>
       <w:r>
         <w:t xml:space="preserve"> </w:t>
@@ -362,12 +362,6 @@
       </w:pPr>
       <w:r>
         <w:t xml:space="preserve">Bergen kommune, NORCE - Norwegian Research Centre, Universitetet i Bergen og Stanford University er involvert i prosjektet som organiserer arrangementet.</w:t>
-      </w:r>
-      <w:r>
-        <w:t xml:space="preserve"> </w:t>
-      </w:r>
-      <w:r>
-        <w:t xml:space="preserve">Norges forskningsråd finansierer prosjektet.</w:t>
       </w:r>
       <w:r>
         <w:t xml:space="preserve"> </w:t>
